--- a/webchat_system_design.docx
+++ b/webchat_system_design.docx
@@ -1,6 +1,6 @@
 
 <file path=word/document.xml><?xml version="1.0" encoding="utf-8"?>
-<w:document xmlns:wpc="http://schemas.microsoft.com/office/word/2010/wordprocessingCanvas" xmlns:mo="http://schemas.microsoft.com/office/mac/office/2008/main" xmlns:mc="http://schemas.openxmlformats.org/markup-compatibility/2006" xmlns:mv="urn:schemas-microsoft-com:mac:vml" xmlns:o="urn:schemas-microsoft-com:office:office" xmlns:r="http://schemas.openxmlformats.org/officeDocument/2006/relationships" xmlns:m="http://schemas.openxmlformats.org/officeDocument/2006/math" xmlns:v="urn:schemas-microsoft-com:vml" xmlns:wp14="http://schemas.microsoft.com/office/word/2010/wordprocessingDrawing" xmlns:wp="http://schemas.openxmlformats.org/drawingml/2006/wordprocessingDrawing" xmlns:w10="urn:schemas-microsoft-com:office:word" xmlns:w="http://schemas.openxmlformats.org/wordprocessingml/2006/main" xmlns:w14="http://schemas.microsoft.com/office/word/2010/wordml" xmlns:wpg="http://schemas.microsoft.com/office/word/2010/wordprocessingGroup" xmlns:wpi="http://schemas.microsoft.com/office/word/2010/wordprocessingInk" xmlns:wne="http://schemas.microsoft.com/office/word/2006/wordml" xmlns:wps="http://schemas.microsoft.com/office/word/2010/wordprocessingShape" mc:Ignorable="w14 wp14">
+<w:document xmlns:ns1="http://schemas.openxmlformats.org/markup-compatibility/2006" xmlns:w="http://schemas.openxmlformats.org/wordprocessingml/2006/main" ns1:Ignorable="w14 wp14">
   <w:body>
     <w:p>
       <w:pPr>
@@ -434,6 +434,30 @@
     </w:p>
     <w:p>
       <w:pPr>
+        <w:pStyle w:val="ListBullet"/>
+      </w:pPr>
+      <w:r>
+        <w:t>Admin Service</w:t>
+      </w:r>
+    </w:p>
+    <w:p>
+      <w:pPr>
+        <w:pStyle w:val="ListBullet"/>
+      </w:pPr>
+      <w:r>
+        <w:t>Role/Permission Service</w:t>
+      </w:r>
+    </w:p>
+    <w:p>
+      <w:pPr>
+        <w:pStyle w:val="ListBullet"/>
+      </w:pPr>
+      <w:r>
+        <w:t>Audit Log Service</w:t>
+      </w:r>
+    </w:p>
+    <w:p>
+      <w:pPr>
         <w:pStyle w:val="Heading2"/>
       </w:pPr>
       <w:r>
@@ -530,6 +554,38 @@
     </w:p>
     <w:p>
       <w:pPr>
+        <w:pStyle w:val="ListBullet"/>
+      </w:pPr>
+      <w:r>
+        <w:t>Role</w:t>
+      </w:r>
+    </w:p>
+    <w:p>
+      <w:pPr>
+        <w:pStyle w:val="ListBullet"/>
+      </w:pPr>
+      <w:r>
+        <w:t>Permission</w:t>
+      </w:r>
+    </w:p>
+    <w:p>
+      <w:pPr>
+        <w:pStyle w:val="ListBullet"/>
+      </w:pPr>
+      <w:r>
+        <w:t>UserRole</w:t>
+      </w:r>
+    </w:p>
+    <w:p>
+      <w:pPr>
+        <w:pStyle w:val="ListBullet"/>
+      </w:pPr>
+      <w:r>
+        <w:t>AdminAuditLog</w:t>
+      </w:r>
+    </w:p>
+    <w:p>
+      <w:pPr>
         <w:pStyle w:val="Heading2"/>
       </w:pPr>
       <w:r>
@@ -541,7 +597,7 @@
         <w:pStyle w:val="ListBullet"/>
       </w:pPr>
       <w:r>
-        <w:t>User: id, username, email, password, avatar, status, created_at</w:t>
+        <w:t>User: id, username, email, password_hash, display_name, avatar_url, status, role, enabled, email_verified, last_login_at, failed_login_count, locked_until, created_at, updated_at, deleted_at</w:t>
       </w:r>
     </w:p>
     <w:p>
@@ -586,6 +642,46 @@
     </w:p>
     <w:p>
       <w:pPr>
+        <w:pStyle w:val="ListBullet"/>
+      </w:pPr>
+      <w:r>
+        <w:t>Role: id, code, name, description, system_role, created_at, updated_at</w:t>
+      </w:r>
+    </w:p>
+    <w:p>
+      <w:pPr>
+        <w:pStyle w:val="ListBullet"/>
+      </w:pPr>
+      <w:r>
+        <w:t>Permission: id, code, description</w:t>
+      </w:r>
+    </w:p>
+    <w:p>
+      <w:pPr>
+        <w:pStyle w:val="ListBullet"/>
+      </w:pPr>
+      <w:r>
+        <w:t>UserRole: user_id, role_id, assigned_by, assigned_at</w:t>
+      </w:r>
+    </w:p>
+    <w:p>
+      <w:pPr>
+        <w:pStyle w:val="ListBullet"/>
+      </w:pPr>
+      <w:r>
+        <w:t>RolePermission: role_id, permission_id</w:t>
+      </w:r>
+    </w:p>
+    <w:p>
+      <w:pPr>
+        <w:pStyle w:val="ListBullet"/>
+      </w:pPr>
+      <w:r>
+        <w:t>AdminAuditLog: id, actor_user_id, action, target_type, target_id, before_value, after_value, ip_address, user_agent, created_at</w:t>
+      </w:r>
+    </w:p>
+    <w:p>
+      <w:pPr>
         <w:pStyle w:val="Heading2"/>
       </w:pPr>
       <w:r>
@@ -714,6 +810,46 @@
     </w:p>
     <w:p>
       <w:pPr>
+        <w:pStyle w:val="ListBullet"/>
+      </w:pPr>
+      <w:r>
+        <w:t>Quản lý hồ sơ người dùng và trạng thái tài khoản</w:t>
+      </w:r>
+    </w:p>
+    <w:p>
+      <w:pPr>
+        <w:pStyle w:val="ListBullet"/>
+      </w:pPr>
+      <w:r>
+        <w:t>Khóa/mở khóa, vô hiệu hóa/kích hoạt tài khoản người dùng</w:t>
+      </w:r>
+    </w:p>
+    <w:p>
+      <w:pPr>
+        <w:pStyle w:val="ListBullet"/>
+      </w:pPr>
+      <w:r>
+        <w:t>Quản trị người dùng qua Admin Dashboard</w:t>
+      </w:r>
+    </w:p>
+    <w:p>
+      <w:pPr>
+        <w:pStyle w:val="ListBullet"/>
+      </w:pPr>
+      <w:r>
+        <w:t>Gán/thu hồi role và permission</w:t>
+      </w:r>
+    </w:p>
+    <w:p>
+      <w:pPr>
+        <w:pStyle w:val="ListBullet"/>
+      </w:pPr>
+      <w:r>
+        <w:t>Audit log cho mọi thao tác quản trị</w:t>
+      </w:r>
+    </w:p>
+    <w:p>
+      <w:pPr>
         <w:pStyle w:val="Heading2"/>
       </w:pPr>
       <w:r>
@@ -866,6 +1002,62 @@
     </w:p>
     <w:p>
       <w:pPr>
+        <w:pStyle w:val="ListBullet"/>
+      </w:pPr>
+      <w:r>
+        <w:t>JWT claim chứa userId, roles và token version</w:t>
+      </w:r>
+    </w:p>
+    <w:p>
+      <w:pPr>
+        <w:pStyle w:val="ListBullet"/>
+      </w:pPr>
+      <w:r>
+        <w:t>Role-based access control theo nguyên tắc least privilege và deny by default</w:t>
+      </w:r>
+    </w:p>
+    <w:p>
+      <w:pPr>
+        <w:pStyle w:val="ListBullet"/>
+      </w:pPr>
+      <w:r>
+        <w:t>Endpoint /api/admin/** chỉ cho ADMIN/SUPER_ADMIN</w:t>
+      </w:r>
+    </w:p>
+    <w:p>
+      <w:pPr>
+        <w:pStyle w:val="ListBullet"/>
+      </w:pPr>
+      <w:r>
+        <w:t>Method-level authorization bằng @PreAuthorize/hasAuthority</w:t>
+      </w:r>
+    </w:p>
+    <w:p>
+      <w:pPr>
+        <w:pStyle w:val="ListBullet"/>
+      </w:pPr>
+      <w:r>
+        <w:t>Thu hồi refresh token khi user bị vô hiệu hóa, bị khóa hoặc role thay đổi</w:t>
+      </w:r>
+    </w:p>
+    <w:p>
+      <w:pPr>
+        <w:pStyle w:val="ListBullet"/>
+      </w:pPr>
+      <w:r>
+        <w:t>MFA/2FA khuyến nghị bắt buộc cho admin</w:t>
+      </w:r>
+    </w:p>
+    <w:p>
+      <w:pPr>
+        <w:pStyle w:val="ListBullet"/>
+      </w:pPr>
+      <w:r>
+        <w:t>Audit log bắt buộc cho thao tác admin và thay đổi role</w:t>
+      </w:r>
+    </w:p>
+    <w:p>
+      <w:pPr>
         <w:pStyle w:val="Heading2"/>
       </w:pPr>
       <w:r>
@@ -1157,6 +1349,22 @@
         <w:pStyle w:val="ListBullet"/>
       </w:pPr>
       <w:r>
+        <w:t>POST /api/auth/refresh-token</w:t>
+      </w:r>
+    </w:p>
+    <w:p>
+      <w:pPr>
+        <w:pStyle w:val="ListBullet"/>
+      </w:pPr>
+      <w:r>
+        <w:t>POST /api/auth/logout</w:t>
+      </w:r>
+    </w:p>
+    <w:p>
+      <w:pPr>
+        <w:pStyle w:val="ListBullet"/>
+      </w:pPr>
+      <w:r>
         <w:t>GET /api/conversations</w:t>
       </w:r>
     </w:p>
@@ -1194,6 +1402,126 @@
     </w:p>
     <w:p>
       <w:pPr>
+        <w:pStyle w:val="ListBullet"/>
+      </w:pPr>
+      <w:r>
+        <w:t>GET /api/users/me</w:t>
+      </w:r>
+    </w:p>
+    <w:p>
+      <w:pPr>
+        <w:pStyle w:val="ListBullet"/>
+      </w:pPr>
+      <w:r>
+        <w:t>PUT /api/users/me</w:t>
+      </w:r>
+    </w:p>
+    <w:p>
+      <w:pPr>
+        <w:pStyle w:val="ListBullet"/>
+      </w:pPr>
+      <w:r>
+        <w:t>PATCH /api/users/me</w:t>
+      </w:r>
+    </w:p>
+    <w:p>
+      <w:pPr>
+        <w:pStyle w:val="ListBullet"/>
+      </w:pPr>
+      <w:r>
+        <w:t>GET /api/admin/users</w:t>
+      </w:r>
+    </w:p>
+    <w:p>
+      <w:pPr>
+        <w:pStyle w:val="ListBullet"/>
+      </w:pPr>
+      <w:r>
+        <w:t>GET /api/admin/users/{id}</w:t>
+      </w:r>
+    </w:p>
+    <w:p>
+      <w:pPr>
+        <w:pStyle w:val="ListBullet"/>
+      </w:pPr>
+      <w:r>
+        <w:t>PUT /api/admin/users/{id}/status</w:t>
+      </w:r>
+    </w:p>
+    <w:p>
+      <w:pPr>
+        <w:pStyle w:val="ListBullet"/>
+      </w:pPr>
+      <w:r>
+        <w:t>PUT /api/admin/users/{id}/roles</w:t>
+      </w:r>
+    </w:p>
+    <w:p>
+      <w:pPr>
+        <w:pStyle w:val="ListBullet"/>
+      </w:pPr>
+      <w:r>
+        <w:t>PATCH /api/admin/users/{userId}/status</w:t>
+      </w:r>
+    </w:p>
+    <w:p>
+      <w:pPr>
+        <w:pStyle w:val="ListBullet"/>
+      </w:pPr>
+      <w:r>
+        <w:t>POST /api/admin/users/{userId}/roles</w:t>
+      </w:r>
+    </w:p>
+    <w:p>
+      <w:pPr>
+        <w:pStyle w:val="ListBullet"/>
+      </w:pPr>
+      <w:r>
+        <w:t>DELETE /api/admin/users/{userId}/roles/{roleCode}</w:t>
+      </w:r>
+    </w:p>
+    <w:p>
+      <w:pPr>
+        <w:pStyle w:val="ListBullet"/>
+      </w:pPr>
+      <w:r>
+        <w:t>GET /api/admin/roles</w:t>
+      </w:r>
+    </w:p>
+    <w:p>
+      <w:pPr>
+        <w:pStyle w:val="ListBullet"/>
+      </w:pPr>
+      <w:r>
+        <w:t>POST /api/admin/roles</w:t>
+      </w:r>
+    </w:p>
+    <w:p>
+      <w:pPr>
+        <w:pStyle w:val="ListBullet"/>
+      </w:pPr>
+      <w:r>
+        <w:t>PUT /api/admin/roles/{id}</w:t>
+      </w:r>
+    </w:p>
+    <w:p>
+      <w:pPr>
+        <w:pStyle w:val="ListBullet"/>
+      </w:pPr>
+      <w:r>
+        <w:t>DELETE /api/admin/roles/{id}</w:t>
+      </w:r>
+    </w:p>
+    <w:p>
+      <w:pPr>
+        <w:pStyle w:val="ListBullet"/>
+      </w:pPr>
+      <w:r>
+        <w:t>GET /api/admin/audit-logs</w:t>
+      </w:r>
+    </w:p>
+    <w:p>
+      <w:pPr>
         <w:pStyle w:val="Heading2"/>
       </w:pPr>
       <w:r>
@@ -1269,7 +1597,1743 @@
         <w:pStyle w:val="Heading2"/>
       </w:pPr>
       <w:r>
-        <w:t>18. Kết luận</w:t>
+        <w:t>18. Thiết kế User, Admin và Role chuẩn production</w:t>
+      </w:r>
+    </w:p>
+    <w:p>
+      <w:pPr>
+        <w:pStyle w:val="ListBullet"/>
+      </w:pPr>
+      <w:r>
+        <w:t>User là tài khoản đăng nhập chính, dùng UUID làm khóa chính, email/username được normalize và unique case-insensitive.</w:t>
+      </w:r>
+    </w:p>
+    <w:p>
+      <w:pPr>
+        <w:pStyle w:val="ListBullet"/>
+      </w:pPr>
+      <w:r>
+        <w:t>Password chỉ lưu dạng hash bằng BCrypt cost &gt;= 12 hoặc Argon2id; không lưu plain text.</w:t>
+      </w:r>
+    </w:p>
+    <w:p>
+      <w:pPr>
+        <w:pStyle w:val="ListBullet"/>
+      </w:pPr>
+      <w:r>
+        <w:t>Tài khoản có vòng đời ACTIVE, PENDING_VERIFICATION, LOCKED, DISABLED, DELETED; deleted_at dùng cho soft delete.</w:t>
+      </w:r>
+    </w:p>
+    <w:p>
+      <w:pPr>
+        <w:pStyle w:val="ListBullet"/>
+      </w:pPr>
+      <w:r>
+        <w:t>Admin không nên là bảng đăng nhập riêng; admin là user được gán role ADMIN/SUPER_ADMIN.</w:t>
+      </w:r>
+    </w:p>
+    <w:p>
+      <w:pPr>
+        <w:pStyle w:val="ListBullet"/>
+      </w:pPr>
+      <w:r>
+        <w:t>First admin được bootstrap bằng migration an toàn hoặc one-time setup token từ biến môi trường, sau đó tắt bootstrap.</w:t>
+      </w:r>
+    </w:p>
+    <w:p>
+      <w:pPr>
+        <w:pStyle w:val="ListBullet"/>
+      </w:pPr>
+      <w:r>
+        <w:t>Role nên lưu bảng roles và quan hệ user_roles; MVP có thể dùng cột role trong users nhưng production nên tách RBAC.</w:t>
+      </w:r>
+    </w:p>
+    <w:p>
+      <w:pPr>
+        <w:pStyle w:val="ListBullet"/>
+      </w:pPr>
+      <w:r>
+        <w:t>Permission nên tách riêng để gán theo role: USER_READ, USER_WRITE, USER_DISABLE, ROLE_ASSIGN, MESSAGE_MODERATE, AUDIT_READ, SYSTEM_CONFIG_WRITE.</w:t>
+      </w:r>
+    </w:p>
+    <w:p>
+      <w:pPr>
+        <w:pStyle w:val="ListBullet"/>
+      </w:pPr>
+      <w:r>
+        <w:t>SUPER_ADMIN được hạn chế số lượng, yêu cầu MFA và chỉ được gán/thu hồi bởi SUPER_ADMIN khác.</w:t>
+      </w:r>
+    </w:p>
+    <w:p>
+      <w:pPr>
+        <w:pStyle w:val="ListBullet"/>
+      </w:pPr>
+      <w:r>
+        <w:t>Mọi thao tác admin phải ghi admin_audit_logs bất biến: actor, action, target, before/after JSON, IP, user-agent, timestamp.</w:t>
+      </w:r>
+    </w:p>
+    <w:p>
+      <w:pPr>
+        <w:pStyle w:val="ListBullet"/>
+      </w:pPr>
+      <w:r>
+        <w:t>Khi role/permission thay đổi, tăng token_version hoặc revoke refresh token để JWT cũ không tiếp tục có quyền.</w:t>
+      </w:r>
+    </w:p>
+    <w:p>
+      <w:pPr>
+        <w:pStyle w:val="ListBullet"/>
+      </w:pPr>
+      <w:r>
+        <w:t>Các API quản trị cần rate limit riêng, pagination bắt buộc, input validation, response không trả password_hash/token.</w:t>
+      </w:r>
+    </w:p>
+    <w:p>
+      <w:pPr>
+        <w:pStyle w:val="ListBullet"/>
+      </w:pPr>
+      <w:r>
+        <w:t>Database cần có index cho lower(username), lower(email), status, enabled và các foreign key của user_roles/admin_audit_logs.</w:t>
+      </w:r>
+    </w:p>
+    <w:p>
+      <w:pPr>
+        <w:pStyle w:val="Heading2"/>
+      </w:pPr>
+      <w:r>
+        <w:t>19. Thiết kế webchatbackend: Auth, User, Admin, Role &amp; Permission</w:t>
+      </w:r>
+    </w:p>
+    <w:p>
+      <w:r>
+        <w:t>Phần này bổ sung thiết kế chi tiết cho backend Spring Boot liên quan đến xác thực, người dùng, quản trị viên, role và permission. Thiết kế ưu tiên triển khai production trên PostgreSQL, dùng JWT access token, refresh token, RBAC, audit log và security filter trong Spring Security.</w:t>
+      </w:r>
+    </w:p>
+    <w:p>
+      <w:pPr>
+        <w:pStyle w:val="Heading3"/>
+      </w:pPr>
+      <w:r>
+        <w:t>19.1. Kiến trúc module backend</w:t>
+      </w:r>
+    </w:p>
+    <w:p>
+      <w:pPr>
+        <w:pStyle w:val="ListBullet"/>
+      </w:pPr>
+      <w:r>
+        <w:t>AuthController/AuthService: đăng ký, đăng nhập, refresh token, logout, hash password bằng BCrypt và phát hành JWT.</w:t>
+      </w:r>
+    </w:p>
+    <w:p>
+      <w:pPr>
+        <w:pStyle w:val="ListBullet"/>
+      </w:pPr>
+      <w:r>
+        <w:t>UserController/UserService: đọc/cập nhật hồ sơ cá nhân, tìm kiếm user, kiểm tra trạng thái tài khoản trước khi cho phép thao tác chat.</w:t>
+      </w:r>
+    </w:p>
+    <w:p>
+      <w:pPr>
+        <w:pStyle w:val="ListBullet"/>
+      </w:pPr>
+      <w:r>
+        <w:t>AdminUserController/AdminUserService: quản lý danh sách user, khóa/mở khóa tài khoản, soft delete, cập nhật role của user.</w:t>
+      </w:r>
+    </w:p>
+    <w:p>
+      <w:pPr>
+        <w:pStyle w:val="ListBullet"/>
+      </w:pPr>
+      <w:r>
+        <w:t>RoleController/RoleService: quản lý roles, permissions, user_roles và role_permissions theo mô hình RBAC.</w:t>
+      </w:r>
+    </w:p>
+    <w:p>
+      <w:pPr>
+        <w:pStyle w:val="ListBullet"/>
+      </w:pPr>
+      <w:r>
+        <w:t>AuditLogService: ghi log bất biến cho thao tác quan trọng như login thất bại nhiều lần, đổi trạng thái user, đổi role, xóa dữ liệu.</w:t>
+      </w:r>
+    </w:p>
+    <w:p>
+      <w:pPr>
+        <w:pStyle w:val="ListBullet"/>
+      </w:pPr>
+      <w:r>
+        <w:t>JwtAuthenticationFilter: đọc Authorization Bearer token, validate chữ ký/issuer/expiry/token_version, nạp Authentication vào SecurityContext.</w:t>
+      </w:r>
+    </w:p>
+    <w:p>
+      <w:pPr>
+        <w:pStyle w:val="ListBullet"/>
+      </w:pPr>
+      <w:r>
+        <w:t>Authorization layer: cấu hình SecurityFilterChain cho public/user/admin API và dùng @PreAuthorize cho kiểm tra permission cấp method.</w:t>
+      </w:r>
+    </w:p>
+    <w:p>
+      <w:pPr>
+        <w:pStyle w:val="ListBullet"/>
+      </w:pPr>
+      <w:r>
+        <w:t>WebSocketAuthInterceptor: xác thực token khi CONNECT, gắn userId/roles vào Principal và kiểm tra quyền subscribe/send theo conversation membership.</w:t>
+      </w:r>
+    </w:p>
+    <w:p>
+      <w:pPr>
+        <w:pStyle w:val="Heading3"/>
+      </w:pPr>
+      <w:r>
+        <w:t>19.2. Thiết kế entity và table</w:t>
+      </w:r>
+    </w:p>
+    <w:tbl>
+      <w:tblPr>
+        <w:tblStyle w:val="TableGrid"/>
+        <w:tblW w:w="0" w:type="auto"/>
+        <w:tblBorders>
+          <w:top w:val="single" w:sz="4" w:space="0" w:color="auto"/>
+          <w:left w:val="single" w:sz="4" w:space="0" w:color="auto"/>
+          <w:bottom w:val="single" w:sz="4" w:space="0" w:color="auto"/>
+          <w:right w:val="single" w:sz="4" w:space="0" w:color="auto"/>
+          <w:insideH w:val="single" w:sz="4" w:space="0" w:color="auto"/>
+          <w:insideV w:val="single" w:sz="4" w:space="0" w:color="auto"/>
+        </w:tblBorders>
+      </w:tblPr>
+      <w:tr>
+        <w:tc>
+          <w:tcPr>
+            <w:tcW w:w="2400" w:type="dxa"/>
+          </w:tcPr>
+          <w:p>
+            <w:r>
+              <w:rPr>
+                <w:b/>
+              </w:rPr>
+              <w:t>Table</w:t>
+            </w:r>
+          </w:p>
+        </w:tc>
+        <w:tc>
+          <w:tcPr>
+            <w:tcW w:w="2400" w:type="dxa"/>
+          </w:tcPr>
+          <w:p>
+            <w:r>
+              <w:rPr>
+                <w:b/>
+              </w:rPr>
+              <w:t>Mục đích</w:t>
+            </w:r>
+          </w:p>
+        </w:tc>
+        <w:tc>
+          <w:tcPr>
+            <w:tcW w:w="2400" w:type="dxa"/>
+          </w:tcPr>
+          <w:p>
+            <w:r>
+              <w:rPr>
+                <w:b/>
+              </w:rPr>
+              <w:t>Trường chính</w:t>
+            </w:r>
+          </w:p>
+        </w:tc>
+        <w:tc>
+          <w:tcPr>
+            <w:tcW w:w="2400" w:type="dxa"/>
+          </w:tcPr>
+          <w:p>
+            <w:r>
+              <w:rPr>
+                <w:b/>
+              </w:rPr>
+              <w:t>Ghi chú production</w:t>
+            </w:r>
+          </w:p>
+        </w:tc>
+      </w:tr>
+      <w:tr>
+        <w:tc>
+          <w:tcPr>
+            <w:tcW w:w="2400" w:type="dxa"/>
+          </w:tcPr>
+          <w:p>
+            <w:r>
+              <w:t>users</w:t>
+            </w:r>
+          </w:p>
+        </w:tc>
+        <w:tc>
+          <w:tcPr>
+            <w:tcW w:w="2400" w:type="dxa"/>
+          </w:tcPr>
+          <w:p>
+            <w:r>
+              <w:t>Lưu tài khoản đăng nhập cho cả user và admin.</w:t>
+            </w:r>
+          </w:p>
+        </w:tc>
+        <w:tc>
+          <w:tcPr>
+            <w:tcW w:w="2400" w:type="dxa"/>
+          </w:tcPr>
+          <w:p>
+            <w:r>
+              <w:t>id, username, email, password_hash, display_name, avatar_url, account_status, email_verified, token_version, last_login_at, failed_login_count, locked_until, deleted_at, created_at, updated_at</w:t>
+            </w:r>
+          </w:p>
+        </w:tc>
+        <w:tc>
+          <w:tcPr>
+            <w:tcW w:w="2400" w:type="dxa"/>
+          </w:tcPr>
+          <w:p>
+            <w:r>
+              <w:t>account_status gồm ACTIVE, BLOCKED, DELETED, PENDING. Dùng soft delete bằng deleted_at; unique index lower(username), lower(email). Không trả password_hash qua API.</w:t>
+            </w:r>
+          </w:p>
+        </w:tc>
+      </w:tr>
+      <w:tr>
+        <w:tc>
+          <w:tcPr>
+            <w:tcW w:w="2400" w:type="dxa"/>
+          </w:tcPr>
+          <w:p>
+            <w:r>
+              <w:t>roles</w:t>
+            </w:r>
+          </w:p>
+        </w:tc>
+        <w:tc>
+          <w:tcPr>
+            <w:tcW w:w="2400" w:type="dxa"/>
+          </w:tcPr>
+          <w:p>
+            <w:r>
+              <w:t>Định nghĩa vai trò hệ thống.</w:t>
+            </w:r>
+          </w:p>
+        </w:tc>
+        <w:tc>
+          <w:tcPr>
+            <w:tcW w:w="2400" w:type="dxa"/>
+          </w:tcPr>
+          <w:p>
+            <w:r>
+              <w:t>id, code, name, description, system_role, created_at, updated_at</w:t>
+            </w:r>
+          </w:p>
+        </w:tc>
+        <w:tc>
+          <w:tcPr>
+            <w:tcW w:w="2400" w:type="dxa"/>
+          </w:tcPr>
+          <w:p>
+            <w:r>
+              <w:t>Role gợi ý: USER, MODERATOR, ADMIN, SUPER_ADMIN. system_role=true để tránh xóa role lõi.</w:t>
+            </w:r>
+          </w:p>
+        </w:tc>
+      </w:tr>
+      <w:tr>
+        <w:tc>
+          <w:tcPr>
+            <w:tcW w:w="2400" w:type="dxa"/>
+          </w:tcPr>
+          <w:p>
+            <w:r>
+              <w:t>permissions</w:t>
+            </w:r>
+          </w:p>
+        </w:tc>
+        <w:tc>
+          <w:tcPr>
+            <w:tcW w:w="2400" w:type="dxa"/>
+          </w:tcPr>
+          <w:p>
+            <w:r>
+              <w:t>Định nghĩa quyền chi tiết.</w:t>
+            </w:r>
+          </w:p>
+        </w:tc>
+        <w:tc>
+          <w:tcPr>
+            <w:tcW w:w="2400" w:type="dxa"/>
+          </w:tcPr>
+          <w:p>
+            <w:r>
+              <w:t>id, code, name, description, created_at</w:t>
+            </w:r>
+          </w:p>
+        </w:tc>
+        <w:tc>
+          <w:tcPr>
+            <w:tcW w:w="2400" w:type="dxa"/>
+          </w:tcPr>
+          <w:p>
+            <w:r>
+              <w:t>Ví dụ: USER_READ, USER_WRITE, USER_BLOCK, ROLE_READ, ROLE_WRITE, MESSAGE_MODERATE, AUDIT_READ.</w:t>
+            </w:r>
+          </w:p>
+        </w:tc>
+      </w:tr>
+      <w:tr>
+        <w:tc>
+          <w:tcPr>
+            <w:tcW w:w="2400" w:type="dxa"/>
+          </w:tcPr>
+          <w:p>
+            <w:r>
+              <w:t>user_roles</w:t>
+            </w:r>
+          </w:p>
+        </w:tc>
+        <w:tc>
+          <w:tcPr>
+            <w:tcW w:w="2400" w:type="dxa"/>
+          </w:tcPr>
+          <w:p>
+            <w:r>
+              <w:t>Gán nhiều role cho một user.</w:t>
+            </w:r>
+          </w:p>
+        </w:tc>
+        <w:tc>
+          <w:tcPr>
+            <w:tcW w:w="2400" w:type="dxa"/>
+          </w:tcPr>
+          <w:p>
+            <w:r>
+              <w:t>user_id, role_id, assigned_by, assigned_at</w:t>
+            </w:r>
+          </w:p>
+        </w:tc>
+        <w:tc>
+          <w:tcPr>
+            <w:tcW w:w="2400" w:type="dxa"/>
+          </w:tcPr>
+          <w:p>
+            <w:r>
+              <w:t>Dùng composite primary key; assigned_by tham chiếu users.id để truy vết admin gán role.</w:t>
+            </w:r>
+          </w:p>
+        </w:tc>
+      </w:tr>
+      <w:tr>
+        <w:tc>
+          <w:tcPr>
+            <w:tcW w:w="2400" w:type="dxa"/>
+          </w:tcPr>
+          <w:p>
+            <w:r>
+              <w:t>role_permissions</w:t>
+            </w:r>
+          </w:p>
+        </w:tc>
+        <w:tc>
+          <w:tcPr>
+            <w:tcW w:w="2400" w:type="dxa"/>
+          </w:tcPr>
+          <w:p>
+            <w:r>
+              <w:t>Gán permission cho role.</w:t>
+            </w:r>
+          </w:p>
+        </w:tc>
+        <w:tc>
+          <w:tcPr>
+            <w:tcW w:w="2400" w:type="dxa"/>
+          </w:tcPr>
+          <w:p>
+            <w:r>
+              <w:t>role_id, permission_id</w:t>
+            </w:r>
+          </w:p>
+        </w:tc>
+        <w:tc>
+          <w:tcPr>
+            <w:tcW w:w="2400" w:type="dxa"/>
+          </w:tcPr>
+          <w:p>
+            <w:r>
+              <w:t>Dùng composite primary key; cache permission theo user trong Redis nếu cần hiệu năng.</w:t>
+            </w:r>
+          </w:p>
+        </w:tc>
+      </w:tr>
+      <w:tr>
+        <w:tc>
+          <w:tcPr>
+            <w:tcW w:w="2400" w:type="dxa"/>
+          </w:tcPr>
+          <w:p>
+            <w:r>
+              <w:t>refresh_tokens</w:t>
+            </w:r>
+          </w:p>
+        </w:tc>
+        <w:tc>
+          <w:tcPr>
+            <w:tcW w:w="2400" w:type="dxa"/>
+          </w:tcPr>
+          <w:p>
+            <w:r>
+              <w:t>Lưu refresh token an toàn.</w:t>
+            </w:r>
+          </w:p>
+        </w:tc>
+        <w:tc>
+          <w:tcPr>
+            <w:tcW w:w="2400" w:type="dxa"/>
+          </w:tcPr>
+          <w:p>
+            <w:r>
+              <w:t>id, user_id, token_hash, expires_at, revoked_at, replaced_by_token_hash, created_at, ip_address, user_agent</w:t>
+            </w:r>
+          </w:p>
+        </w:tc>
+        <w:tc>
+          <w:tcPr>
+            <w:tcW w:w="2400" w:type="dxa"/>
+          </w:tcPr>
+          <w:p>
+            <w:r>
+              <w:t>Chỉ lưu SHA-256/BCrypt hash của token. Rotate token khi refresh; phát hiện reuse thì revoke toàn bộ token của user.</w:t>
+            </w:r>
+          </w:p>
+        </w:tc>
+      </w:tr>
+      <w:tr>
+        <w:tc>
+          <w:tcPr>
+            <w:tcW w:w="2400" w:type="dxa"/>
+          </w:tcPr>
+          <w:p>
+            <w:r>
+              <w:t>audit_logs</w:t>
+            </w:r>
+          </w:p>
+        </w:tc>
+        <w:tc>
+          <w:tcPr>
+            <w:tcW w:w="2400" w:type="dxa"/>
+          </w:tcPr>
+          <w:p>
+            <w:r>
+              <w:t>Ghi log thao tác quan trọng.</w:t>
+            </w:r>
+          </w:p>
+        </w:tc>
+        <w:tc>
+          <w:tcPr>
+            <w:tcW w:w="2400" w:type="dxa"/>
+          </w:tcPr>
+          <w:p>
+            <w:r>
+              <w:t>id, actor_user_id, action, target_type, target_id, before_value, after_value, ip_address, user_agent, created_at</w:t>
+            </w:r>
+          </w:p>
+        </w:tc>
+        <w:tc>
+          <w:tcPr>
+            <w:tcW w:w="2400" w:type="dxa"/>
+          </w:tcPr>
+          <w:p>
+            <w:r>
+              <w:t>before_value/after_value dùng jsonb. Không cho sửa/xóa audit log bằng API thường.</w:t>
+            </w:r>
+          </w:p>
+        </w:tc>
+      </w:tr>
+      <w:tr>
+        <w:tc>
+          <w:tcPr>
+            <w:tcW w:w="2400" w:type="dxa"/>
+          </w:tcPr>
+          <w:p>
+            <w:r>
+              <w:t>admins</w:t>
+            </w:r>
+          </w:p>
+        </w:tc>
+        <w:tc>
+          <w:tcPr>
+            <w:tcW w:w="2400" w:type="dxa"/>
+          </w:tcPr>
+          <w:p>
+            <w:r>
+              <w:t>Không khuyến nghị tạo bảng đăng nhập riêng.</w:t>
+            </w:r>
+          </w:p>
+        </w:tc>
+        <w:tc>
+          <w:tcPr>
+            <w:tcW w:w="2400" w:type="dxa"/>
+          </w:tcPr>
+          <w:p>
+            <w:r>
+              <w:t>Không bắt buộc</w:t>
+            </w:r>
+          </w:p>
+        </w:tc>
+        <w:tc>
+          <w:tcPr>
+            <w:tcW w:w="2400" w:type="dxa"/>
+          </w:tcPr>
+          <w:p>
+            <w:r>
+              <w:t>Admin nên dùng chung users và được nhận quyền qua user_roles. Chỉ tạo admin_profiles nếu cần metadata nội bộ riêng.</w:t>
+            </w:r>
+          </w:p>
+        </w:tc>
+      </w:tr>
+    </w:tbl>
+    <w:p>
+      <w:pPr>
+        <w:pStyle w:val="Heading3"/>
+      </w:pPr>
+      <w:r>
+        <w:t>19.3. RBAC và phân quyền</w:t>
+      </w:r>
+    </w:p>
+    <w:tbl>
+      <w:tblPr>
+        <w:tblStyle w:val="TableGrid"/>
+        <w:tblW w:w="0" w:type="auto"/>
+        <w:tblBorders>
+          <w:top w:val="single" w:sz="4" w:space="0" w:color="auto"/>
+          <w:left w:val="single" w:sz="4" w:space="0" w:color="auto"/>
+          <w:bottom w:val="single" w:sz="4" w:space="0" w:color="auto"/>
+          <w:right w:val="single" w:sz="4" w:space="0" w:color="auto"/>
+          <w:insideH w:val="single" w:sz="4" w:space="0" w:color="auto"/>
+          <w:insideV w:val="single" w:sz="4" w:space="0" w:color="auto"/>
+        </w:tblBorders>
+      </w:tblPr>
+      <w:tr>
+        <w:tc>
+          <w:tcPr>
+            <w:tcW w:w="2400" w:type="dxa"/>
+          </w:tcPr>
+          <w:p>
+            <w:r>
+              <w:rPr>
+                <w:b/>
+              </w:rPr>
+              <w:t>Role</w:t>
+            </w:r>
+          </w:p>
+        </w:tc>
+        <w:tc>
+          <w:tcPr>
+            <w:tcW w:w="2400" w:type="dxa"/>
+          </w:tcPr>
+          <w:p>
+            <w:r>
+              <w:rPr>
+                <w:b/>
+              </w:rPr>
+              <w:t>Quyền chính</w:t>
+            </w:r>
+          </w:p>
+        </w:tc>
+        <w:tc>
+          <w:tcPr>
+            <w:tcW w:w="2400" w:type="dxa"/>
+          </w:tcPr>
+          <w:p>
+            <w:r>
+              <w:rPr>
+                <w:b/>
+              </w:rPr>
+              <w:t>Giới hạn</w:t>
+            </w:r>
+          </w:p>
+        </w:tc>
+      </w:tr>
+      <w:tr>
+        <w:tc>
+          <w:tcPr>
+            <w:tcW w:w="2400" w:type="dxa"/>
+          </w:tcPr>
+          <w:p>
+            <w:r>
+              <w:t>USER</w:t>
+            </w:r>
+          </w:p>
+        </w:tc>
+        <w:tc>
+          <w:tcPr>
+            <w:tcW w:w="2400" w:type="dxa"/>
+          </w:tcPr>
+          <w:p>
+            <w:r>
+              <w:t>Đăng nhập, cập nhật hồ sơ cá nhân, tìm kiếm user, tạo chat 1-1/nhóm, gửi/thu hồi tin nhắn của mình, nhận thông báo realtime.</w:t>
+            </w:r>
+          </w:p>
+        </w:tc>
+        <w:tc>
+          <w:tcPr>
+            <w:tcW w:w="2400" w:type="dxa"/>
+          </w:tcPr>
+          <w:p>
+            <w:r>
+              <w:t>Không truy cập /api/admin/**; chỉ thao tác conversation mà user là member.</w:t>
+            </w:r>
+          </w:p>
+        </w:tc>
+      </w:tr>
+      <w:tr>
+        <w:tc>
+          <w:tcPr>
+            <w:tcW w:w="2400" w:type="dxa"/>
+          </w:tcPr>
+          <w:p>
+            <w:r>
+              <w:t>MODERATOR</w:t>
+            </w:r>
+          </w:p>
+        </w:tc>
+        <w:tc>
+          <w:tcPr>
+            <w:tcW w:w="2400" w:type="dxa"/>
+          </w:tcPr>
+          <w:p>
+            <w:r>
+              <w:t>Có quyền USER và kiểm duyệt nội dung, xem báo cáo vi phạm, ẩn/xóa nội dung vi phạm theo chính sách.</w:t>
+            </w:r>
+          </w:p>
+        </w:tc>
+        <w:tc>
+          <w:tcPr>
+            <w:tcW w:w="2400" w:type="dxa"/>
+          </w:tcPr>
+          <w:p>
+            <w:r>
+              <w:t>Không được quản lý role, không được khóa admin, không được xem cấu hình hệ thống nhạy cảm.</w:t>
+            </w:r>
+          </w:p>
+        </w:tc>
+      </w:tr>
+      <w:tr>
+        <w:tc>
+          <w:tcPr>
+            <w:tcW w:w="2400" w:type="dxa"/>
+          </w:tcPr>
+          <w:p>
+            <w:r>
+              <w:t>ADMIN</w:t>
+            </w:r>
+          </w:p>
+        </w:tc>
+        <w:tc>
+          <w:tcPr>
+            <w:tcW w:w="2400" w:type="dxa"/>
+          </w:tcPr>
+          <w:p>
+            <w:r>
+              <w:t>Quản lý user, khóa/mở khóa tài khoản, xem thống kê, xem audit log được phân quyền, gán role không cao hơn ADMIN.</w:t>
+            </w:r>
+          </w:p>
+        </w:tc>
+        <w:tc>
+          <w:tcPr>
+            <w:tcW w:w="2400" w:type="dxa"/>
+          </w:tcPr>
+          <w:p>
+            <w:r>
+              <w:t>Không được gán/thu hồi SUPER_ADMIN; mọi thao tác phải ghi audit log.</w:t>
+            </w:r>
+          </w:p>
+        </w:tc>
+      </w:tr>
+      <w:tr>
+        <w:tc>
+          <w:tcPr>
+            <w:tcW w:w="2400" w:type="dxa"/>
+          </w:tcPr>
+          <w:p>
+            <w:r>
+              <w:t>SUPER_ADMIN</w:t>
+            </w:r>
+          </w:p>
+        </w:tc>
+        <w:tc>
+          <w:tcPr>
+            <w:tcW w:w="2400" w:type="dxa"/>
+          </w:tcPr>
+          <w:p>
+            <w:r>
+              <w:t>Toàn quyền quản trị role, permission, admin user, cấu hình bảo mật và xử lý sự cố.</w:t>
+            </w:r>
+          </w:p>
+        </w:tc>
+        <w:tc>
+          <w:tcPr>
+            <w:tcW w:w="2400" w:type="dxa"/>
+          </w:tcPr>
+          <w:p>
+            <w:r>
+              <w:t>Số lượng hạn chế, bắt buộc MFA trong production, thao tác nhạy cảm cần audit log đầy đủ.</w:t>
+            </w:r>
+          </w:p>
+        </w:tc>
+      </w:tr>
+    </w:tbl>
+    <w:p>
+      <w:pPr>
+        <w:pStyle w:val="ListBullet"/>
+      </w:pPr>
+      <w:r>
+        <w:t>Backend kiểm tra quyền theo hai lớp: URL-level trong SecurityFilterChain và method-level bằng @PreAuthorize("hasAuthority(...)" hoặc custom PermissionEvaluator.</w:t>
+      </w:r>
+    </w:p>
+    <w:p>
+      <w:pPr>
+        <w:pStyle w:val="ListBullet"/>
+      </w:pPr>
+      <w:r>
+        <w:t>JWT access token nên chứa sub/userId, username, roles, permissions rút gọn hoặc token_version; dữ liệu quyền cuối cùng vẫn có thể đối chiếu database/Redis khi cần.</w:t>
+      </w:r>
+    </w:p>
+    <w:p>
+      <w:pPr>
+        <w:pStyle w:val="ListBullet"/>
+      </w:pPr>
+      <w:r>
+        <w:t>Khi đổi role, khóa user hoặc soft delete user, tăng token_version và revoke refresh token để access token cũ hết hiệu lực sớm.</w:t>
+      </w:r>
+    </w:p>
+    <w:p>
+      <w:pPr>
+        <w:pStyle w:val="ListBullet"/>
+      </w:pPr>
+      <w:r>
+        <w:t>Frontend React bảo vệ route bằng AuthProvider/ProtectedRoute/AdminRoute; UI ẩn action không đủ quyền nhưng backend vẫn là nơi quyết định cuối cùng.</w:t>
+      </w:r>
+    </w:p>
+    <w:p>
+      <w:pPr>
+        <w:pStyle w:val="ListBullet"/>
+      </w:pPr>
+      <w:r>
+        <w:t>API public chỉ gồm đăng ký/đăng nhập/refresh; API user yêu cầu authenticated; API admin yêu cầu ADMIN/SUPER_ADMIN hoặc permission tương ứng.</w:t>
+      </w:r>
+    </w:p>
+    <w:p>
+      <w:pPr>
+        <w:pStyle w:val="Heading3"/>
+      </w:pPr>
+      <w:r>
+        <w:t>19.4. API endpoints cần có</w:t>
+      </w:r>
+    </w:p>
+    <w:tbl>
+      <w:tblPr>
+        <w:tblStyle w:val="TableGrid"/>
+        <w:tblW w:w="0" w:type="auto"/>
+        <w:tblBorders>
+          <w:top w:val="single" w:sz="4" w:space="0" w:color="auto"/>
+          <w:left w:val="single" w:sz="4" w:space="0" w:color="auto"/>
+          <w:bottom w:val="single" w:sz="4" w:space="0" w:color="auto"/>
+          <w:right w:val="single" w:sz="4" w:space="0" w:color="auto"/>
+          <w:insideH w:val="single" w:sz="4" w:space="0" w:color="auto"/>
+          <w:insideV w:val="single" w:sz="4" w:space="0" w:color="auto"/>
+        </w:tblBorders>
+      </w:tblPr>
+      <w:tr>
+        <w:tc>
+          <w:tcPr>
+            <w:tcW w:w="2400" w:type="dxa"/>
+          </w:tcPr>
+          <w:p>
+            <w:r>
+              <w:rPr>
+                <w:b/>
+              </w:rPr>
+              <w:t>Method</w:t>
+            </w:r>
+          </w:p>
+        </w:tc>
+        <w:tc>
+          <w:tcPr>
+            <w:tcW w:w="2400" w:type="dxa"/>
+          </w:tcPr>
+          <w:p>
+            <w:r>
+              <w:rPr>
+                <w:b/>
+              </w:rPr>
+              <w:t>Endpoint</w:t>
+            </w:r>
+          </w:p>
+        </w:tc>
+        <w:tc>
+          <w:tcPr>
+            <w:tcW w:w="2400" w:type="dxa"/>
+          </w:tcPr>
+          <w:p>
+            <w:r>
+              <w:rPr>
+                <w:b/>
+              </w:rPr>
+              <w:t>Nhóm quyền</w:t>
+            </w:r>
+          </w:p>
+        </w:tc>
+        <w:tc>
+          <w:tcPr>
+            <w:tcW w:w="2400" w:type="dxa"/>
+          </w:tcPr>
+          <w:p>
+            <w:r>
+              <w:rPr>
+                <w:b/>
+              </w:rPr>
+              <w:t>Mục đích</w:t>
+            </w:r>
+          </w:p>
+        </w:tc>
+      </w:tr>
+      <w:tr>
+        <w:tc>
+          <w:tcPr>
+            <w:tcW w:w="2400" w:type="dxa"/>
+          </w:tcPr>
+          <w:p>
+            <w:r>
+              <w:t>POST</w:t>
+            </w:r>
+          </w:p>
+        </w:tc>
+        <w:tc>
+          <w:tcPr>
+            <w:tcW w:w="2400" w:type="dxa"/>
+          </w:tcPr>
+          <w:p>
+            <w:r>
+              <w:t>/api/auth/register</w:t>
+            </w:r>
+          </w:p>
+        </w:tc>
+        <w:tc>
+          <w:tcPr>
+            <w:tcW w:w="2400" w:type="dxa"/>
+          </w:tcPr>
+          <w:p>
+            <w:r>
+              <w:t>Public</w:t>
+            </w:r>
+          </w:p>
+        </w:tc>
+        <w:tc>
+          <w:tcPr>
+            <w:tcW w:w="2400" w:type="dxa"/>
+          </w:tcPr>
+          <w:p>
+            <w:r>
+              <w:t>Tạo user mới với trạng thái PENDING hoặc ACTIVE theo chính sách xác minh email.</w:t>
+            </w:r>
+          </w:p>
+        </w:tc>
+      </w:tr>
+      <w:tr>
+        <w:tc>
+          <w:tcPr>
+            <w:tcW w:w="2400" w:type="dxa"/>
+          </w:tcPr>
+          <w:p>
+            <w:r>
+              <w:t>POST</w:t>
+            </w:r>
+          </w:p>
+        </w:tc>
+        <w:tc>
+          <w:tcPr>
+            <w:tcW w:w="2400" w:type="dxa"/>
+          </w:tcPr>
+          <w:p>
+            <w:r>
+              <w:t>/api/auth/login</w:t>
+            </w:r>
+          </w:p>
+        </w:tc>
+        <w:tc>
+          <w:tcPr>
+            <w:tcW w:w="2400" w:type="dxa"/>
+          </w:tcPr>
+          <w:p>
+            <w:r>
+              <w:t>Public</w:t>
+            </w:r>
+          </w:p>
+        </w:tc>
+        <w:tc>
+          <w:tcPr>
+            <w:tcW w:w="2400" w:type="dxa"/>
+          </w:tcPr>
+          <w:p>
+            <w:r>
+              <w:t>Xác thực username/email + password, kiểm tra account_status, trả access token và refresh token.</w:t>
+            </w:r>
+          </w:p>
+        </w:tc>
+      </w:tr>
+      <w:tr>
+        <w:tc>
+          <w:tcPr>
+            <w:tcW w:w="2400" w:type="dxa"/>
+          </w:tcPr>
+          <w:p>
+            <w:r>
+              <w:t>POST</w:t>
+            </w:r>
+          </w:p>
+        </w:tc>
+        <w:tc>
+          <w:tcPr>
+            <w:tcW w:w="2400" w:type="dxa"/>
+          </w:tcPr>
+          <w:p>
+            <w:r>
+              <w:t>/api/auth/refresh-token</w:t>
+            </w:r>
+          </w:p>
+        </w:tc>
+        <w:tc>
+          <w:tcPr>
+            <w:tcW w:w="2400" w:type="dxa"/>
+          </w:tcPr>
+          <w:p>
+            <w:r>
+              <w:t>Public + refresh token hợp lệ</w:t>
+            </w:r>
+          </w:p>
+        </w:tc>
+        <w:tc>
+          <w:tcPr>
+            <w:tcW w:w="2400" w:type="dxa"/>
+          </w:tcPr>
+          <w:p>
+            <w:r>
+              <w:t>Rotate refresh token, phát hành access token mới, phát hiện reuse token.</w:t>
+            </w:r>
+          </w:p>
+        </w:tc>
+      </w:tr>
+      <w:tr>
+        <w:tc>
+          <w:tcPr>
+            <w:tcW w:w="2400" w:type="dxa"/>
+          </w:tcPr>
+          <w:p>
+            <w:r>
+              <w:t>POST</w:t>
+            </w:r>
+          </w:p>
+        </w:tc>
+        <w:tc>
+          <w:tcPr>
+            <w:tcW w:w="2400" w:type="dxa"/>
+          </w:tcPr>
+          <w:p>
+            <w:r>
+              <w:t>/api/auth/logout</w:t>
+            </w:r>
+          </w:p>
+        </w:tc>
+        <w:tc>
+          <w:tcPr>
+            <w:tcW w:w="2400" w:type="dxa"/>
+          </w:tcPr>
+          <w:p>
+            <w:r>
+              <w:t>Authenticated</w:t>
+            </w:r>
+          </w:p>
+        </w:tc>
+        <w:tc>
+          <w:tcPr>
+            <w:tcW w:w="2400" w:type="dxa"/>
+          </w:tcPr>
+          <w:p>
+            <w:r>
+              <w:t>Revoke refresh token hiện tại hoặc toàn bộ token của thiết bị.</w:t>
+            </w:r>
+          </w:p>
+        </w:tc>
+      </w:tr>
+      <w:tr>
+        <w:tc>
+          <w:tcPr>
+            <w:tcW w:w="2400" w:type="dxa"/>
+          </w:tcPr>
+          <w:p>
+            <w:r>
+              <w:t>GET</w:t>
+            </w:r>
+          </w:p>
+        </w:tc>
+        <w:tc>
+          <w:tcPr>
+            <w:tcW w:w="2400" w:type="dxa"/>
+          </w:tcPr>
+          <w:p>
+            <w:r>
+              <w:t>/api/users/me</w:t>
+            </w:r>
+          </w:p>
+        </w:tc>
+        <w:tc>
+          <w:tcPr>
+            <w:tcW w:w="2400" w:type="dxa"/>
+          </w:tcPr>
+          <w:p>
+            <w:r>
+              <w:t>USER trở lên</w:t>
+            </w:r>
+          </w:p>
+        </w:tc>
+        <w:tc>
+          <w:tcPr>
+            <w:tcW w:w="2400" w:type="dxa"/>
+          </w:tcPr>
+          <w:p>
+            <w:r>
+              <w:t>Lấy hồ sơ của chính user đang đăng nhập.</w:t>
+            </w:r>
+          </w:p>
+        </w:tc>
+      </w:tr>
+      <w:tr>
+        <w:tc>
+          <w:tcPr>
+            <w:tcW w:w="2400" w:type="dxa"/>
+          </w:tcPr>
+          <w:p>
+            <w:r>
+              <w:t>PUT</w:t>
+            </w:r>
+          </w:p>
+        </w:tc>
+        <w:tc>
+          <w:tcPr>
+            <w:tcW w:w="2400" w:type="dxa"/>
+          </w:tcPr>
+          <w:p>
+            <w:r>
+              <w:t>/api/users/me</w:t>
+            </w:r>
+          </w:p>
+        </w:tc>
+        <w:tc>
+          <w:tcPr>
+            <w:tcW w:w="2400" w:type="dxa"/>
+          </w:tcPr>
+          <w:p>
+            <w:r>
+              <w:t>USER trở lên</w:t>
+            </w:r>
+          </w:p>
+        </w:tc>
+        <w:tc>
+          <w:tcPr>
+            <w:tcW w:w="2400" w:type="dxa"/>
+          </w:tcPr>
+          <w:p>
+            <w:r>
+              <w:t>Cập nhật display name, avatar, thông tin cá nhân được phép.</w:t>
+            </w:r>
+          </w:p>
+        </w:tc>
+      </w:tr>
+      <w:tr>
+        <w:tc>
+          <w:tcPr>
+            <w:tcW w:w="2400" w:type="dxa"/>
+          </w:tcPr>
+          <w:p>
+            <w:r>
+              <w:t>GET</w:t>
+            </w:r>
+          </w:p>
+        </w:tc>
+        <w:tc>
+          <w:tcPr>
+            <w:tcW w:w="2400" w:type="dxa"/>
+          </w:tcPr>
+          <w:p>
+            <w:r>
+              <w:t>/api/admin/users</w:t>
+            </w:r>
+          </w:p>
+        </w:tc>
+        <w:tc>
+          <w:tcPr>
+            <w:tcW w:w="2400" w:type="dxa"/>
+          </w:tcPr>
+          <w:p>
+            <w:r>
+              <w:t>ADMIN/SUPER_ADMIN hoặc USER_READ</w:t>
+            </w:r>
+          </w:p>
+        </w:tc>
+        <w:tc>
+          <w:tcPr>
+            <w:tcW w:w="2400" w:type="dxa"/>
+          </w:tcPr>
+          <w:p>
+            <w:r>
+              <w:t>Danh sách user có pagination, filter theo status/role/search.</w:t>
+            </w:r>
+          </w:p>
+        </w:tc>
+      </w:tr>
+      <w:tr>
+        <w:tc>
+          <w:tcPr>
+            <w:tcW w:w="2400" w:type="dxa"/>
+          </w:tcPr>
+          <w:p>
+            <w:r>
+              <w:t>GET</w:t>
+            </w:r>
+          </w:p>
+        </w:tc>
+        <w:tc>
+          <w:tcPr>
+            <w:tcW w:w="2400" w:type="dxa"/>
+          </w:tcPr>
+          <w:p>
+            <w:r>
+              <w:t>/api/admin/users/{id}</w:t>
+            </w:r>
+          </w:p>
+        </w:tc>
+        <w:tc>
+          <w:tcPr>
+            <w:tcW w:w="2400" w:type="dxa"/>
+          </w:tcPr>
+          <w:p>
+            <w:r>
+              <w:t>ADMIN/SUPER_ADMIN hoặc USER_READ</w:t>
+            </w:r>
+          </w:p>
+        </w:tc>
+        <w:tc>
+          <w:tcPr>
+            <w:tcW w:w="2400" w:type="dxa"/>
+          </w:tcPr>
+          <w:p>
+            <w:r>
+              <w:t>Xem chi tiết user, không trả password_hash/token.</w:t>
+            </w:r>
+          </w:p>
+        </w:tc>
+      </w:tr>
+      <w:tr>
+        <w:tc>
+          <w:tcPr>
+            <w:tcW w:w="2400" w:type="dxa"/>
+          </w:tcPr>
+          <w:p>
+            <w:r>
+              <w:t>PUT</w:t>
+            </w:r>
+          </w:p>
+        </w:tc>
+        <w:tc>
+          <w:tcPr>
+            <w:tcW w:w="2400" w:type="dxa"/>
+          </w:tcPr>
+          <w:p>
+            <w:r>
+              <w:t>/api/admin/users/{id}/status</w:t>
+            </w:r>
+          </w:p>
+        </w:tc>
+        <w:tc>
+          <w:tcPr>
+            <w:tcW w:w="2400" w:type="dxa"/>
+          </w:tcPr>
+          <w:p>
+            <w:r>
+              <w:t>ADMIN/SUPER_ADMIN hoặc USER_BLOCK</w:t>
+            </w:r>
+          </w:p>
+        </w:tc>
+        <w:tc>
+          <w:tcPr>
+            <w:tcW w:w="2400" w:type="dxa"/>
+          </w:tcPr>
+          <w:p>
+            <w:r>
+              <w:t>Đổi trạng thái ACTIVE/BLOCKED/DELETED/PENDING, ghi audit log.</w:t>
+            </w:r>
+          </w:p>
+        </w:tc>
+      </w:tr>
+      <w:tr>
+        <w:tc>
+          <w:tcPr>
+            <w:tcW w:w="2400" w:type="dxa"/>
+          </w:tcPr>
+          <w:p>
+            <w:r>
+              <w:t>PUT</w:t>
+            </w:r>
+          </w:p>
+        </w:tc>
+        <w:tc>
+          <w:tcPr>
+            <w:tcW w:w="2400" w:type="dxa"/>
+          </w:tcPr>
+          <w:p>
+            <w:r>
+              <w:t>/api/admin/users/{id}/roles</w:t>
+            </w:r>
+          </w:p>
+        </w:tc>
+        <w:tc>
+          <w:tcPr>
+            <w:tcW w:w="2400" w:type="dxa"/>
+          </w:tcPr>
+          <w:p>
+            <w:r>
+              <w:t>ADMIN/SUPER_ADMIN hoặc ROLE_ASSIGN</w:t>
+            </w:r>
+          </w:p>
+        </w:tc>
+        <w:tc>
+          <w:tcPr>
+            <w:tcW w:w="2400" w:type="dxa"/>
+          </w:tcPr>
+          <w:p>
+            <w:r>
+              <w:t>Gán lại roles của user, không cho admin tự nâng quyền vượt cấp.</w:t>
+            </w:r>
+          </w:p>
+        </w:tc>
+      </w:tr>
+      <w:tr>
+        <w:tc>
+          <w:tcPr>
+            <w:tcW w:w="2400" w:type="dxa"/>
+          </w:tcPr>
+          <w:p>
+            <w:r>
+              <w:t>GET</w:t>
+            </w:r>
+          </w:p>
+        </w:tc>
+        <w:tc>
+          <w:tcPr>
+            <w:tcW w:w="2400" w:type="dxa"/>
+          </w:tcPr>
+          <w:p>
+            <w:r>
+              <w:t>/api/admin/roles</w:t>
+            </w:r>
+          </w:p>
+        </w:tc>
+        <w:tc>
+          <w:tcPr>
+            <w:tcW w:w="2400" w:type="dxa"/>
+          </w:tcPr>
+          <w:p>
+            <w:r>
+              <w:t>ADMIN/SUPER_ADMIN hoặc ROLE_READ</w:t>
+            </w:r>
+          </w:p>
+        </w:tc>
+        <w:tc>
+          <w:tcPr>
+            <w:tcW w:w="2400" w:type="dxa"/>
+          </w:tcPr>
+          <w:p>
+            <w:r>
+              <w:t>Danh sách role và permission đi kèm.</w:t>
+            </w:r>
+          </w:p>
+        </w:tc>
+      </w:tr>
+      <w:tr>
+        <w:tc>
+          <w:tcPr>
+            <w:tcW w:w="2400" w:type="dxa"/>
+          </w:tcPr>
+          <w:p>
+            <w:r>
+              <w:t>POST</w:t>
+            </w:r>
+          </w:p>
+        </w:tc>
+        <w:tc>
+          <w:tcPr>
+            <w:tcW w:w="2400" w:type="dxa"/>
+          </w:tcPr>
+          <w:p>
+            <w:r>
+              <w:t>/api/admin/roles</w:t>
+            </w:r>
+          </w:p>
+        </w:tc>
+        <w:tc>
+          <w:tcPr>
+            <w:tcW w:w="2400" w:type="dxa"/>
+          </w:tcPr>
+          <w:p>
+            <w:r>
+              <w:t>SUPER_ADMIN hoặc ROLE_WRITE</w:t>
+            </w:r>
+          </w:p>
+        </w:tc>
+        <w:tc>
+          <w:tcPr>
+            <w:tcW w:w="2400" w:type="dxa"/>
+          </w:tcPr>
+          <w:p>
+            <w:r>
+              <w:t>Tạo role mới, validate code unique và format.</w:t>
+            </w:r>
+          </w:p>
+        </w:tc>
+      </w:tr>
+      <w:tr>
+        <w:tc>
+          <w:tcPr>
+            <w:tcW w:w="2400" w:type="dxa"/>
+          </w:tcPr>
+          <w:p>
+            <w:r>
+              <w:t>PUT</w:t>
+            </w:r>
+          </w:p>
+        </w:tc>
+        <w:tc>
+          <w:tcPr>
+            <w:tcW w:w="2400" w:type="dxa"/>
+          </w:tcPr>
+          <w:p>
+            <w:r>
+              <w:t>/api/admin/roles/{id}</w:t>
+            </w:r>
+          </w:p>
+        </w:tc>
+        <w:tc>
+          <w:tcPr>
+            <w:tcW w:w="2400" w:type="dxa"/>
+          </w:tcPr>
+          <w:p>
+            <w:r>
+              <w:t>SUPER_ADMIN hoặc ROLE_WRITE</w:t>
+            </w:r>
+          </w:p>
+        </w:tc>
+        <w:tc>
+          <w:tcPr>
+            <w:tcW w:w="2400" w:type="dxa"/>
+          </w:tcPr>
+          <w:p>
+            <w:r>
+              <w:t>Cập nhật role và danh sách permission.</w:t>
+            </w:r>
+          </w:p>
+        </w:tc>
+      </w:tr>
+      <w:tr>
+        <w:tc>
+          <w:tcPr>
+            <w:tcW w:w="2400" w:type="dxa"/>
+          </w:tcPr>
+          <w:p>
+            <w:r>
+              <w:t>DELETE</w:t>
+            </w:r>
+          </w:p>
+        </w:tc>
+        <w:tc>
+          <w:tcPr>
+            <w:tcW w:w="2400" w:type="dxa"/>
+          </w:tcPr>
+          <w:p>
+            <w:r>
+              <w:t>/api/admin/roles/{id}</w:t>
+            </w:r>
+          </w:p>
+        </w:tc>
+        <w:tc>
+          <w:tcPr>
+            <w:tcW w:w="2400" w:type="dxa"/>
+          </w:tcPr>
+          <w:p>
+            <w:r>
+              <w:t>SUPER_ADMIN hoặc ROLE_WRITE</w:t>
+            </w:r>
+          </w:p>
+        </w:tc>
+        <w:tc>
+          <w:tcPr>
+            <w:tcW w:w="2400" w:type="dxa"/>
+          </w:tcPr>
+          <w:p>
+            <w:r>
+              <w:t>Xóa mềm role không phải system_role và chưa được sử dụng.</w:t>
+            </w:r>
+          </w:p>
+        </w:tc>
+      </w:tr>
+    </w:tbl>
+    <w:p>
+      <w:pPr>
+        <w:pStyle w:val="Heading3"/>
+      </w:pPr>
+      <w:r>
+        <w:t>19.5. Luồng xác thực</w:t>
+      </w:r>
+    </w:p>
+    <w:p>
+      <w:pPr>
+        <w:pStyle w:val="ListBullet"/>
+      </w:pPr>
+      <w:r>
+        <w:t>Register: validate request, normalize username/email, kiểm tra unique, hash password bằng BCrypt cost &gt;= 12, tạo users với account_status=PENDING hoặc ACTIVE, gán role USER mặc định, ghi audit log REGISTER.</w:t>
+      </w:r>
+    </w:p>
+    <w:p>
+      <w:pPr>
+        <w:pStyle w:val="ListBullet"/>
+      </w:pPr>
+      <w:r>
+        <w:t>Login: kiểm tra user tồn tại, không bị BLOCKED/DELETED/PENDING nếu policy không cho phép, verify BCrypt password, reset failed_login_count, cập nhật last_login_at, phát hành JWT access token ngắn hạn và refresh token dài hạn.</w:t>
+      </w:r>
+    </w:p>
+    <w:p>
+      <w:pPr>
+        <w:pStyle w:val="ListBullet"/>
+      </w:pPr>
+      <w:r>
+        <w:t>Refresh token: hash raw refresh token để tìm trong refresh_tokens, kiểm tra revoked_at/expires_at, rotate sang token mới, cập nhật replaced_by_token_hash, phát hành access token mới.</w:t>
+      </w:r>
+    </w:p>
+    <w:p>
+      <w:pPr>
+        <w:pStyle w:val="ListBullet"/>
+      </w:pPr>
+      <w:r>
+        <w:t>Logout: revoke refresh token được gửi lên; logout all devices sẽ revoke toàn bộ refresh token còn hiệu lực của user.</w:t>
+      </w:r>
+    </w:p>
+    <w:p>
+      <w:pPr>
+        <w:pStyle w:val="ListBullet"/>
+      </w:pPr>
+      <w:r>
+        <w:t>Failed login: tăng failed_login_count, khóa tạm bằng locked_until hoặc chuyển BLOCKED theo ngưỡng cấu hình, có rate limit theo IP và identifier.</w:t>
+      </w:r>
+    </w:p>
+    <w:p>
+      <w:pPr>
+        <w:pStyle w:val="Heading3"/>
+      </w:pPr>
+      <w:r>
+        <w:t>19.6. Luồng admin quản lý user và role</w:t>
+      </w:r>
+    </w:p>
+    <w:p>
+      <w:pPr>
+        <w:pStyle w:val="ListBullet"/>
+      </w:pPr>
+      <w:r>
+        <w:t>Admin xem danh sách user qua /api/admin/users với pagination bắt buộc, filter theo role/status và sort có whitelist.</w:t>
+      </w:r>
+    </w:p>
+    <w:p>
+      <w:pPr>
+        <w:pStyle w:val="ListBullet"/>
+      </w:pPr>
+      <w:r>
+        <w:t>Admin đổi trạng thái user qua /api/admin/users/{id}/status; backend kiểm tra admin không tự khóa mình, không khóa SUPER_ADMIN nếu không đủ quyền, sau đó tăng token_version và revoke refresh token của user bị tác động.</w:t>
+      </w:r>
+    </w:p>
+    <w:p>
+      <w:pPr>
+        <w:pStyle w:val="ListBullet"/>
+      </w:pPr>
+      <w:r>
+        <w:t>Admin gán role qua /api/admin/users/{id}/roles; backend validate role tồn tại, chặn privilege escalation, ghi before/after vào audit_logs.</w:t>
+      </w:r>
+    </w:p>
+    <w:p>
+      <w:pPr>
+        <w:pStyle w:val="ListBullet"/>
+      </w:pPr>
+      <w:r>
+        <w:t>SUPER_ADMIN quản lý roles và permissions; role hệ thống USER, ADMIN, SUPER_ADMIN, MODERATOR không được xóa vật lý.</w:t>
+      </w:r>
+    </w:p>
+    <w:p>
+      <w:pPr>
+        <w:pStyle w:val="ListBullet"/>
+      </w:pPr>
+      <w:r>
+        <w:t>Mọi thao tác admin phải có request id/correlation id, actor_user_id, target_id, ip_address và user_agent trong audit log.</w:t>
+      </w:r>
+    </w:p>
+    <w:p>
+      <w:pPr>
+        <w:pStyle w:val="Heading3"/>
+      </w:pPr>
+      <w:r>
+        <w:t>19.7. Quy tắc phân quyền WebSocket chat</w:t>
+      </w:r>
+    </w:p>
+    <w:p>
+      <w:pPr>
+        <w:pStyle w:val="ListBullet"/>
+      </w:pPr>
+      <w:r>
+        <w:t>Client gửi JWT trong header Authorization khi STOMP CONNECT; backend validate token bằng ChannelInterceptor hoặc HandshakeInterceptor.</w:t>
+      </w:r>
+    </w:p>
+    <w:p>
+      <w:pPr>
+        <w:pStyle w:val="ListBullet"/>
+      </w:pPr>
+      <w:r>
+        <w:t>SEND_MESSAGE chỉ cho user ACTIVE và là member của conversation; BLOCKED/DELETED/PENDING bị từ chối.</w:t>
+      </w:r>
+    </w:p>
+    <w:p>
+      <w:pPr>
+        <w:pStyle w:val="ListBullet"/>
+      </w:pPr>
+      <w:r>
+        <w:t>SUBSCRIBE /topic/conversations/{id} chỉ cho participant của conversation; admin không được đọc nội dung chat riêng nếu không có permission điều tra/kiểm duyệt rõ ràng.</w:t>
+      </w:r>
+    </w:p>
+    <w:p>
+      <w:pPr>
+        <w:pStyle w:val="ListBullet"/>
+      </w:pPr>
+      <w:r>
+        <w:t>MODERATOR có thể nhận queue/topic báo cáo vi phạm nhưng không tự động được subscribe toàn bộ conversation riêng tư.</w:t>
+      </w:r>
+    </w:p>
+    <w:p>
+      <w:pPr>
+        <w:pStyle w:val="ListBullet"/>
+      </w:pPr>
+      <w:r>
+        <w:t>Typing, seen, delivered status phải kiểm tra membership giống SEND_MESSAGE để tránh lộ presence hoặc metadata.</w:t>
+      </w:r>
+    </w:p>
+    <w:p>
+      <w:pPr>
+        <w:pStyle w:val="ListBullet"/>
+      </w:pPr>
+      <w:r>
+        <w:t>Khi scale nhiều backend instance, dùng Redis Pub/Sub hoặc broker relay để đồng bộ message, presence và event revoke token/role change.</w:t>
+      </w:r>
+    </w:p>
+    <w:p>
+      <w:pPr>
+        <w:pStyle w:val="Heading3"/>
+      </w:pPr>
+      <w:r>
+        <w:t>19.8. Best practices production cho backend</w:t>
+      </w:r>
+    </w:p>
+    <w:p>
+      <w:pPr>
+        <w:pStyle w:val="ListBullet"/>
+      </w:pPr>
+      <w:r>
+        <w:t>Cấu hình CORS allowlist theo domain thật; không dùng wildcard cho credential request.</w:t>
+      </w:r>
+    </w:p>
+    <w:p>
+      <w:pPr>
+        <w:pStyle w:val="ListBullet"/>
+      </w:pPr>
+      <w:r>
+        <w:t>Validate input bằng Bean Validation cho DTO; sanitize nội dung hiển thị và kiểm tra MIME/size khi upload file.</w:t>
+      </w:r>
+    </w:p>
+    <w:p>
+      <w:pPr>
+        <w:pStyle w:val="ListBullet"/>
+      </w:pPr>
+      <w:r>
+        <w:t>GlobalExceptionHandler trả lỗi thống nhất, không lộ stack trace hoặc thông tin token/password.</w:t>
+      </w:r>
+    </w:p>
+    <w:p>
+      <w:pPr>
+        <w:pStyle w:val="ListBullet"/>
+      </w:pPr>
+      <w:r>
+        <w:t>Password hash bằng BCryptPasswordEncoder strength 12 trở lên hoặc Argon2id; bắt buộc HTTPS trong production.</w:t>
+      </w:r>
+    </w:p>
+    <w:p>
+      <w:pPr>
+        <w:pStyle w:val="ListBullet"/>
+      </w:pPr>
+      <w:r>
+        <w:t>Rate limiting cho login, refresh token, API admin và WebSocket CONNECT/SEND; có thể dùng Redis bucket theo IP/userId.</w:t>
+      </w:r>
+    </w:p>
+    <w:p>
+      <w:pPr>
+        <w:pStyle w:val="ListBullet"/>
+      </w:pPr>
+      <w:r>
+        <w:t>Flyway/Liquibase quản lý migration schema, seed roles/permissions mặc định và tạo first SUPER_ADMIN bằng cơ chế bootstrap an toàn.</w:t>
+      </w:r>
+    </w:p>
+    <w:p>
+      <w:pPr>
+        <w:pStyle w:val="ListBullet"/>
+      </w:pPr>
+      <w:r>
+        <w:t>Logging dạng JSON có correlationId, userId, endpoint, latency, status; không log raw password, access token hoặc refresh token.</w:t>
+      </w:r>
+    </w:p>
+    <w:p>
+      <w:pPr>
+        <w:pStyle w:val="ListBullet"/>
+      </w:pPr>
+      <w:r>
+        <w:t>Expose health check qua Spring Actuator; monitoring bằng Prometheus/Grafana; alert theo error rate, latency, DB pool, WebSocket connections.</w:t>
+      </w:r>
+    </w:p>
+    <w:p>
+      <w:pPr>
+        <w:pStyle w:val="ListBullet"/>
+      </w:pPr>
+      <w:r>
+        <w:t>Backup PostgreSQL định kỳ, kiểm tra restore, mã hóa secret bằng biến môi trường/secret manager, rotate JWT secret theo kế hoạch.</w:t>
+      </w:r>
+    </w:p>
+    <w:p>
+      <w:pPr>
+        <w:pStyle w:val="ListBullet"/>
+      </w:pPr>
+      <w:r>
+        <w:t>Test bắt buộc: unit test service auth/RBAC, integration test security filter, migration test, WebSocket authorization test.</w:t>
+      </w:r>
+    </w:p>
+    <w:p>
+      <w:pPr>
+        <w:pStyle w:val="Heading2"/>
+      </w:pPr>
+      <w:r>
+        <w:t>20. Kết luận</w:t>
       </w:r>
     </w:p>
     <w:p>
